--- a/reports/Задание_1_Давлетов_АД-23.docx
+++ b/reports/Задание_1_Давлетов_АД-23.docx
@@ -7,27 +7,21 @@
         <w:pStyle w:val="Title"/>
       </w:pPr>
       <w:r>
-        <w:t>Создание репозитория проекта и работа с веткой</w:t>
+        <w:t>Создание репозитория и работа с веткой</w:t>
       </w:r>
     </w:p>
     <w:p>
       <w:r>
-        <w:t>Практическая работа 1 по дисциплине «Программная инженерия»</w:t>
+        <w:t>Программная инженерия. Задание 1</w:t>
       </w:r>
     </w:p>
     <w:p>
       <w:r>
-        <w:t>Тема проекта  Система записи к врачу</w:t>
-      </w:r>
-    </w:p>
-    <w:p>
-      <w:r>
-        <w:t>Выполнил  Давлетов Аллан Русланович     Группа  АД-23</w:t>
-      </w:r>
-    </w:p>
-    <w:p>
-      <w:r>
-        <w:t>Дата  18 октября 2026 года</w:t>
+        <w:t>Давлетов Аллан Русланович, АД-23</w:t>
+        <w:br/>
+        <w:t>Система записи к врачу</w:t>
+        <w:br/>
+        <w:t>18 октября 2026 года</w:t>
       </w:r>
     </w:p>
     <w:p>
@@ -35,17 +29,28 @@
         <w:pStyle w:val="Heading1"/>
       </w:pPr>
       <w:r>
-        <w:t>Цель и результат</w:t>
+        <w:t>Выполнение</w:t>
       </w:r>
     </w:p>
     <w:p>
       <w:r>
-        <w:t>Для материалов системы записи к врачу создан локальный Git-репозиторий doctor-appointment. Пять исходных работ сохранены отдельными коммитами. Список возможностей добавлен в ветке docs/add-features, затем ветка слита в main с отдельным коммитом слияния.</w:t>
+        <w:t>В GitHub создан репозиторий проекта. В папку docs добавлены пять работ прошлого семестра: описание системы, требования, сценарии, архитектура, диаграммы и тесты. В README указаны назначение системы и основные возможности.</w:t>
       </w:r>
     </w:p>
     <w:p>
+      <w:hyperlink r:id="rId10">
+        <w:r>
+          <w:rPr>
+            <w:color w:val="1A4D80"/>
+            <w:sz w:val="20"/>
+          </w:rPr>
+          <w:t>https://github.com/2lotrouble/doctor-appointment-software-engineering</w:t>
+        </w:r>
+      </w:hyperlink>
+    </w:p>
+    <w:p>
       <w:r>
-        <w:t>Контрольная версия задания 1 отмечена тегом lab1-git, коммит 2180cc2. В ней 8 коммитов, включая коммит ветки и слияние. Следующие исправления относятся к заданию 2 и не меняют этот сохранённый снимок.</w:t>
+        <w:t>Сначала сделаны шесть коммитов с исходными материалами. Затем в ветке docs/add-features в README добавлен список возможностей. Ветка слита в main отдельным коммитом. Всего в первой работе 8 коммитов, результат сохранён тегом lab1-git.</w:t>
       </w:r>
     </w:p>
     <w:p>
@@ -53,473 +58,7 @@
         <w:pStyle w:val="Heading1"/>
       </w:pPr>
       <w:r>
-        <w:t>Материалы в папке docs</w:t>
-      </w:r>
-    </w:p>
-    <w:tbl>
-      <w:tblPr>
-        <w:tblW w:type="auto" w:w="0"/>
-        <w:jc w:val="center"/>
-        <w:tblLayout w:type="fixed"/>
-        <w:tblLook w:firstColumn="1" w:firstRow="1" w:lastColumn="0" w:lastRow="0" w:noHBand="0" w:noVBand="1" w:val="04A0"/>
-      </w:tblPr>
-      <w:tblGrid>
-        <w:gridCol w:w="5216"/>
-        <w:gridCol w:w="4422"/>
-      </w:tblGrid>
-      <w:tr>
-        <w:trPr>
-          <w:cantSplit/>
-          <w:tblHeader/>
-        </w:trPr>
-        <w:tc>
-          <w:tcPr>
-            <w:tcW w:type="dxa" w:w="5216"/>
-            <w:vAlign w:val="center"/>
-            <w:shd w:fill="E2E8ED"/>
-            <w:tcMar>
-              <w:top w:w="80" w:type="dxa"/>
-              <w:left w:w="80" w:type="dxa"/>
-              <w:bottom w:w="80" w:type="dxa"/>
-              <w:right w:w="80" w:type="dxa"/>
-            </w:tcMar>
-            <w:tcBorders>
-              <w:top w:val="single" w:sz="4" w:color="D9D9D9"/>
-              <w:left w:val="single" w:sz="4" w:color="D9D9D9"/>
-              <w:bottom w:val="single" w:sz="4" w:color="D9D9D9"/>
-              <w:right w:val="single" w:sz="4" w:color="D9D9D9"/>
-            </w:tcBorders>
-          </w:tcPr>
-          <w:p>
-            <w:pPr>
-              <w:spacing w:after="40" w:line="245" w:lineRule="auto"/>
-            </w:pPr>
-            <w:r>
-              <w:rPr>
-                <w:b/>
-                <w:sz w:val="20"/>
-              </w:rPr>
-              <w:t>Файл</w:t>
-            </w:r>
-          </w:p>
-        </w:tc>
-        <w:tc>
-          <w:tcPr>
-            <w:tcW w:type="dxa" w:w="4422"/>
-            <w:vAlign w:val="center"/>
-            <w:shd w:fill="E2E8ED"/>
-            <w:tcMar>
-              <w:top w:w="80" w:type="dxa"/>
-              <w:left w:w="80" w:type="dxa"/>
-              <w:bottom w:w="80" w:type="dxa"/>
-              <w:right w:w="80" w:type="dxa"/>
-            </w:tcMar>
-            <w:tcBorders>
-              <w:top w:val="single" w:sz="4" w:color="D9D9D9"/>
-              <w:left w:val="single" w:sz="4" w:color="D9D9D9"/>
-              <w:bottom w:val="single" w:sz="4" w:color="D9D9D9"/>
-              <w:right w:val="single" w:sz="4" w:color="D9D9D9"/>
-            </w:tcBorders>
-          </w:tcPr>
-          <w:p>
-            <w:pPr>
-              <w:spacing w:after="40" w:line="245" w:lineRule="auto"/>
-            </w:pPr>
-            <w:r>
-              <w:rPr>
-                <w:b/>
-                <w:sz w:val="20"/>
-              </w:rPr>
-              <w:t>Содержимое исходной работы</w:t>
-            </w:r>
-          </w:p>
-        </w:tc>
-      </w:tr>
-      <w:tr>
-        <w:trPr>
-          <w:cantSplit/>
-        </w:trPr>
-        <w:tc>
-          <w:tcPr>
-            <w:tcW w:type="dxa" w:w="5216"/>
-            <w:vAlign w:val="center"/>
-            <w:shd w:fill="FFFFFF"/>
-            <w:tcMar>
-              <w:top w:w="80" w:type="dxa"/>
-              <w:left w:w="80" w:type="dxa"/>
-              <w:bottom w:w="80" w:type="dxa"/>
-              <w:right w:w="80" w:type="dxa"/>
-            </w:tcMar>
-            <w:tcBorders>
-              <w:top w:val="single" w:sz="4" w:color="D9D9D9"/>
-              <w:left w:val="single" w:sz="4" w:color="D9D9D9"/>
-              <w:bottom w:val="single" w:sz="4" w:color="D9D9D9"/>
-              <w:right w:val="single" w:sz="4" w:color="D9D9D9"/>
-            </w:tcBorders>
-          </w:tcPr>
-          <w:p>
-            <w:pPr>
-              <w:spacing w:after="40" w:line="245" w:lineRule="auto"/>
-            </w:pPr>
-            <w:r>
-              <w:rPr>
-                <w:b w:val="0"/>
-                <w:sz w:val="20"/>
-              </w:rPr>
-              <w:t>01_Описание_проекта.docx</w:t>
-            </w:r>
-          </w:p>
-        </w:tc>
-        <w:tc>
-          <w:tcPr>
-            <w:tcW w:type="dxa" w:w="4422"/>
-            <w:vAlign w:val="center"/>
-            <w:shd w:fill="FFFFFF"/>
-            <w:tcMar>
-              <w:top w:w="80" w:type="dxa"/>
-              <w:left w:w="80" w:type="dxa"/>
-              <w:bottom w:w="80" w:type="dxa"/>
-              <w:right w:w="80" w:type="dxa"/>
-            </w:tcMar>
-            <w:tcBorders>
-              <w:top w:val="single" w:sz="4" w:color="D9D9D9"/>
-              <w:left w:val="single" w:sz="4" w:color="D9D9D9"/>
-              <w:bottom w:val="single" w:sz="4" w:color="D9D9D9"/>
-              <w:right w:val="single" w:sz="4" w:color="D9D9D9"/>
-            </w:tcBorders>
-          </w:tcPr>
-          <w:p>
-            <w:pPr>
-              <w:spacing w:after="40" w:line="245" w:lineRule="auto"/>
-            </w:pPr>
-            <w:r>
-              <w:rPr>
-                <w:b w:val="0"/>
-                <w:sz w:val="20"/>
-              </w:rPr>
-              <w:t>Проблема, назначение, пользователи и польза системы.</w:t>
-            </w:r>
-          </w:p>
-        </w:tc>
-      </w:tr>
-      <w:tr>
-        <w:trPr>
-          <w:cantSplit/>
-        </w:trPr>
-        <w:tc>
-          <w:tcPr>
-            <w:tcW w:type="dxa" w:w="5216"/>
-            <w:vAlign w:val="center"/>
-            <w:shd w:fill="F7F8FA"/>
-            <w:tcMar>
-              <w:top w:w="80" w:type="dxa"/>
-              <w:left w:w="80" w:type="dxa"/>
-              <w:bottom w:w="80" w:type="dxa"/>
-              <w:right w:w="80" w:type="dxa"/>
-            </w:tcMar>
-            <w:tcBorders>
-              <w:top w:val="single" w:sz="4" w:color="D9D9D9"/>
-              <w:left w:val="single" w:sz="4" w:color="D9D9D9"/>
-              <w:bottom w:val="single" w:sz="4" w:color="D9D9D9"/>
-              <w:right w:val="single" w:sz="4" w:color="D9D9D9"/>
-            </w:tcBorders>
-          </w:tcPr>
-          <w:p>
-            <w:pPr>
-              <w:spacing w:after="40" w:line="245" w:lineRule="auto"/>
-            </w:pPr>
-            <w:r>
-              <w:rPr>
-                <w:b w:val="0"/>
-                <w:sz w:val="20"/>
-              </w:rPr>
-              <w:t>02_Пользователи_и_требования.docx</w:t>
-            </w:r>
-          </w:p>
-        </w:tc>
-        <w:tc>
-          <w:tcPr>
-            <w:tcW w:type="dxa" w:w="4422"/>
-            <w:vAlign w:val="center"/>
-            <w:shd w:fill="F7F8FA"/>
-            <w:tcMar>
-              <w:top w:w="80" w:type="dxa"/>
-              <w:left w:w="80" w:type="dxa"/>
-              <w:bottom w:w="80" w:type="dxa"/>
-              <w:right w:w="80" w:type="dxa"/>
-            </w:tcMar>
-            <w:tcBorders>
-              <w:top w:val="single" w:sz="4" w:color="D9D9D9"/>
-              <w:left w:val="single" w:sz="4" w:color="D9D9D9"/>
-              <w:bottom w:val="single" w:sz="4" w:color="D9D9D9"/>
-              <w:right w:val="single" w:sz="4" w:color="D9D9D9"/>
-            </w:tcBorders>
-          </w:tcPr>
-          <w:p>
-            <w:pPr>
-              <w:spacing w:after="40" w:line="245" w:lineRule="auto"/>
-            </w:pPr>
-            <w:r>
-              <w:rPr>
-                <w:b w:val="0"/>
-                <w:sz w:val="20"/>
-              </w:rPr>
-              <w:t>Три роли и 19 функциональных требований.</w:t>
-            </w:r>
-          </w:p>
-        </w:tc>
-      </w:tr>
-      <w:tr>
-        <w:trPr>
-          <w:cantSplit/>
-        </w:trPr>
-        <w:tc>
-          <w:tcPr>
-            <w:tcW w:type="dxa" w:w="5216"/>
-            <w:vAlign w:val="center"/>
-            <w:shd w:fill="FFFFFF"/>
-            <w:tcMar>
-              <w:top w:w="80" w:type="dxa"/>
-              <w:left w:w="80" w:type="dxa"/>
-              <w:bottom w:w="80" w:type="dxa"/>
-              <w:right w:w="80" w:type="dxa"/>
-            </w:tcMar>
-            <w:tcBorders>
-              <w:top w:val="single" w:sz="4" w:color="D9D9D9"/>
-              <w:left w:val="single" w:sz="4" w:color="D9D9D9"/>
-              <w:bottom w:val="single" w:sz="4" w:color="D9D9D9"/>
-              <w:right w:val="single" w:sz="4" w:color="D9D9D9"/>
-            </w:tcBorders>
-          </w:tcPr>
-          <w:p>
-            <w:pPr>
-              <w:spacing w:after="40" w:line="245" w:lineRule="auto"/>
-            </w:pPr>
-            <w:r>
-              <w:rPr>
-                <w:b w:val="0"/>
-                <w:sz w:val="20"/>
-              </w:rPr>
-              <w:t>03_Качество_и_сценарии.docx</w:t>
-            </w:r>
-          </w:p>
-        </w:tc>
-        <w:tc>
-          <w:tcPr>
-            <w:tcW w:type="dxa" w:w="4422"/>
-            <w:vAlign w:val="center"/>
-            <w:shd w:fill="FFFFFF"/>
-            <w:tcMar>
-              <w:top w:w="80" w:type="dxa"/>
-              <w:left w:w="80" w:type="dxa"/>
-              <w:bottom w:w="80" w:type="dxa"/>
-              <w:right w:w="80" w:type="dxa"/>
-            </w:tcMar>
-            <w:tcBorders>
-              <w:top w:val="single" w:sz="4" w:color="D9D9D9"/>
-              <w:left w:val="single" w:sz="4" w:color="D9D9D9"/>
-              <w:bottom w:val="single" w:sz="4" w:color="D9D9D9"/>
-              <w:right w:val="single" w:sz="4" w:color="D9D9D9"/>
-            </w:tcBorders>
-          </w:tcPr>
-          <w:p>
-            <w:pPr>
-              <w:spacing w:after="40" w:line="245" w:lineRule="auto"/>
-            </w:pPr>
-            <w:r>
-              <w:rPr>
-                <w:b w:val="0"/>
-                <w:sz w:val="20"/>
-              </w:rPr>
-              <w:t>12 нефункциональных требований и два сценария.</w:t>
-            </w:r>
-          </w:p>
-        </w:tc>
-      </w:tr>
-      <w:tr>
-        <w:trPr>
-          <w:cantSplit/>
-        </w:trPr>
-        <w:tc>
-          <w:tcPr>
-            <w:tcW w:type="dxa" w:w="5216"/>
-            <w:vAlign w:val="center"/>
-            <w:shd w:fill="F7F8FA"/>
-            <w:tcMar>
-              <w:top w:w="80" w:type="dxa"/>
-              <w:left w:w="80" w:type="dxa"/>
-              <w:bottom w:w="80" w:type="dxa"/>
-              <w:right w:w="80" w:type="dxa"/>
-            </w:tcMar>
-            <w:tcBorders>
-              <w:top w:val="single" w:sz="4" w:color="D9D9D9"/>
-              <w:left w:val="single" w:sz="4" w:color="D9D9D9"/>
-              <w:bottom w:val="single" w:sz="4" w:color="D9D9D9"/>
-              <w:right w:val="single" w:sz="4" w:color="D9D9D9"/>
-            </w:tcBorders>
-          </w:tcPr>
-          <w:p>
-            <w:pPr>
-              <w:spacing w:after="40" w:line="245" w:lineRule="auto"/>
-            </w:pPr>
-            <w:r>
-              <w:rPr>
-                <w:b w:val="0"/>
-                <w:sz w:val="20"/>
-              </w:rPr>
-              <w:t>04_Жизненный_цикл_и_архитектура.docx</w:t>
-            </w:r>
-          </w:p>
-        </w:tc>
-        <w:tc>
-          <w:tcPr>
-            <w:tcW w:type="dxa" w:w="4422"/>
-            <w:vAlign w:val="center"/>
-            <w:shd w:fill="F7F8FA"/>
-            <w:tcMar>
-              <w:top w:w="80" w:type="dxa"/>
-              <w:left w:w="80" w:type="dxa"/>
-              <w:bottom w:w="80" w:type="dxa"/>
-              <w:right w:w="80" w:type="dxa"/>
-            </w:tcMar>
-            <w:tcBorders>
-              <w:top w:val="single" w:sz="4" w:color="D9D9D9"/>
-              <w:left w:val="single" w:sz="4" w:color="D9D9D9"/>
-              <w:bottom w:val="single" w:sz="4" w:color="D9D9D9"/>
-              <w:right w:val="single" w:sz="4" w:color="D9D9D9"/>
-            </w:tcBorders>
-          </w:tcPr>
-          <w:p>
-            <w:pPr>
-              <w:spacing w:after="40" w:line="245" w:lineRule="auto"/>
-            </w:pPr>
-            <w:r>
-              <w:rPr>
-                <w:b w:val="0"/>
-                <w:sz w:val="20"/>
-              </w:rPr>
-              <w:t>Итеративная модель, план разработки и архитектура.</w:t>
-            </w:r>
-          </w:p>
-        </w:tc>
-      </w:tr>
-      <w:tr>
-        <w:trPr>
-          <w:cantSplit/>
-        </w:trPr>
-        <w:tc>
-          <w:tcPr>
-            <w:tcW w:type="dxa" w:w="5216"/>
-            <w:vAlign w:val="center"/>
-            <w:shd w:fill="FFFFFF"/>
-            <w:tcMar>
-              <w:top w:w="80" w:type="dxa"/>
-              <w:left w:w="80" w:type="dxa"/>
-              <w:bottom w:w="80" w:type="dxa"/>
-              <w:right w:w="80" w:type="dxa"/>
-            </w:tcMar>
-            <w:tcBorders>
-              <w:top w:val="single" w:sz="4" w:color="D9D9D9"/>
-              <w:left w:val="single" w:sz="4" w:color="D9D9D9"/>
-              <w:bottom w:val="single" w:sz="4" w:color="D9D9D9"/>
-              <w:right w:val="single" w:sz="4" w:color="D9D9D9"/>
-            </w:tcBorders>
-          </w:tcPr>
-          <w:p>
-            <w:pPr>
-              <w:spacing w:after="40" w:line="245" w:lineRule="auto"/>
-            </w:pPr>
-            <w:r>
-              <w:rPr>
-                <w:b w:val="0"/>
-                <w:sz w:val="20"/>
-              </w:rPr>
-              <w:t>05_UML_и_тест_кейсы.docx</w:t>
-            </w:r>
-          </w:p>
-        </w:tc>
-        <w:tc>
-          <w:tcPr>
-            <w:tcW w:type="dxa" w:w="4422"/>
-            <w:vAlign w:val="center"/>
-            <w:shd w:fill="FFFFFF"/>
-            <w:tcMar>
-              <w:top w:w="80" w:type="dxa"/>
-              <w:left w:w="80" w:type="dxa"/>
-              <w:bottom w:w="80" w:type="dxa"/>
-              <w:right w:w="80" w:type="dxa"/>
-            </w:tcMar>
-            <w:tcBorders>
-              <w:top w:val="single" w:sz="4" w:color="D9D9D9"/>
-              <w:left w:val="single" w:sz="4" w:color="D9D9D9"/>
-              <w:bottom w:val="single" w:sz="4" w:color="D9D9D9"/>
-              <w:right w:val="single" w:sz="4" w:color="D9D9D9"/>
-            </w:tcBorders>
-          </w:tcPr>
-          <w:p>
-            <w:pPr>
-              <w:spacing w:after="40" w:line="245" w:lineRule="auto"/>
-            </w:pPr>
-            <w:r>
-              <w:rPr>
-                <w:b w:val="0"/>
-                <w:sz w:val="20"/>
-              </w:rPr>
-              <w:t>Диаграммы классов и последовательности, семь тест-кейсов.</w:t>
-            </w:r>
-          </w:p>
-        </w:tc>
-      </w:tr>
-    </w:tbl>
-    <w:p>
-      <w:pPr>
-        <w:spacing w:after="20"/>
-      </w:pPr>
-    </w:p>
-    <w:p>
-      <w:pPr>
-        <w:pStyle w:val="Heading1"/>
-      </w:pPr>
-      <w:r>
-        <w:t>Последовательность выполнения</w:t>
-      </w:r>
-    </w:p>
-    <w:p>
-      <w:r>
-        <w:t>Создана папка проекта, внутри — docs. README содержит название и описание назначения системы в трёх предложениях.</w:t>
-      </w:r>
-    </w:p>
-    <w:p>
-      <w:r>
-        <w:t>Сделаны шесть коммитов: README и пять исходных документов. Для каждого коммита указано конкретное логическое изменение.</w:t>
-      </w:r>
-    </w:p>
-    <w:p>
-      <w:r>
-        <w:t>Создана ветка docs/add-features. В README добавлены основные возможности системы, изменение сохранено отдельным коммитом.</w:t>
-      </w:r>
-    </w:p>
-    <w:p>
-      <w:r>
-        <w:t>Выполнено слияние в main с параметром --no-ff. Он сохраняет отдельный коммит слияния, поэтому результат работы с веткой виден в истории.</w:t>
-      </w:r>
-    </w:p>
-    <w:p>
-      <w:r>
-        <w:br w:type="page"/>
-      </w:r>
-    </w:p>
-    <w:p>
-      <w:pPr>
-        <w:pStyle w:val="Heading1"/>
-      </w:pPr>
-      <w:r>
-        <w:t>История коммитов и слияние</w:t>
-      </w:r>
-    </w:p>
-    <w:p>
-      <w:r>
-        <w:t>Ниже приведён фактический вывод Git для контрольной версии lab1-git. Изображения сформированы из вывода команд локального репозитория; это не снимки страницы GitHub.</w:t>
+        <w:t>История изменений</w:t>
       </w:r>
     </w:p>
     <w:p>
@@ -543,7 +82,7 @@
                     <pic:cNvPicPr/>
                   </pic:nvPicPr>
                   <pic:blipFill>
-                    <a:blip r:embed="rId10"/>
+                    <a:blip r:embed="rId11"/>
                     <a:stretch>
                       <a:fillRect/>
                     </a:stretch>
@@ -567,55 +106,7 @@
         <w:pStyle w:val="Caption"/>
       </w:pPr>
       <w:r>
-        <w:t>Рисунок 1 — Вывод git log --oneline для задания 1</w:t>
-      </w:r>
-    </w:p>
-    <w:p>
-      <w:pPr>
-        <w:keepNext/>
-        <w:jc w:val="center"/>
-      </w:pPr>
-      <w:r>
-        <w:drawing>
-          <wp:inline xmlns:a="http://schemas.openxmlformats.org/drawingml/2006/main" xmlns:pic="http://schemas.openxmlformats.org/drawingml/2006/picture">
-            <wp:extent cx="6120000" cy="2659846"/>
-            <wp:docPr id="2" name="Picture 2"/>
-            <wp:cNvGraphicFramePr>
-              <a:graphicFrameLocks noChangeAspect="1"/>
-            </wp:cNvGraphicFramePr>
-            <a:graphic>
-              <a:graphicData uri="http://schemas.openxmlformats.org/drawingml/2006/picture">
-                <pic:pic>
-                  <pic:nvPicPr>
-                    <pic:cNvPr id="0" name="graph1.png"/>
-                    <pic:cNvPicPr/>
-                  </pic:nvPicPr>
-                  <pic:blipFill>
-                    <a:blip r:embed="rId11"/>
-                    <a:stretch>
-                      <a:fillRect/>
-                    </a:stretch>
-                  </pic:blipFill>
-                  <pic:spPr>
-                    <a:xfrm>
-                      <a:off x="0" y="0"/>
-                      <a:ext cx="6120000" cy="2659846"/>
-                    </a:xfrm>
-                    <a:prstGeom prst="rect"/>
-                  </pic:spPr>
-                </pic:pic>
-              </a:graphicData>
-            </a:graphic>
-          </wp:inline>
-        </w:drawing>
-      </w:r>
-    </w:p>
-    <w:p>
-      <w:pPr>
-        <w:pStyle w:val="Caption"/>
-      </w:pPr>
-      <w:r>
-        <w:t>Рисунок 2 — Граф истории с отдельной веткой и слиянием</w:t>
+        <w:t>Рисунок 1. Вывод git log --oneline</w:t>
       </w:r>
     </w:p>
     <w:p>
@@ -623,64 +114,17 @@
         <w:pStyle w:val="Heading1"/>
       </w:pPr>
       <w:r>
-        <w:t>Команды работы с веткой</w:t>
-      </w:r>
-    </w:p>
-    <w:p>
-      <w:pPr>
-        <w:spacing w:after="100"/>
-      </w:pPr>
-      <w:r>
-        <w:rPr>
-          <w:rFonts w:ascii="Menlo" w:hAnsi="Menlo"/>
-          <w:sz w:val="18"/>
-        </w:rPr>
-        <w:t>git checkout -b docs/add-features</w:t>
-      </w:r>
-      <w:r>
-        <w:rPr>
-          <w:rFonts w:ascii="Menlo" w:hAnsi="Menlo"/>
-          <w:sz w:val="18"/>
-        </w:rPr>
-        <w:br/>
-        <w:t>git add README.md</w:t>
-      </w:r>
-      <w:r>
-        <w:rPr>
-          <w:rFonts w:ascii="Menlo" w:hAnsi="Menlo"/>
-          <w:sz w:val="18"/>
-        </w:rPr>
-        <w:br/>
-        <w:t>git commit -m "В README добавлены основные возможности системы"</w:t>
-      </w:r>
-      <w:r>
-        <w:rPr>
-          <w:rFonts w:ascii="Menlo" w:hAnsi="Menlo"/>
-          <w:sz w:val="18"/>
-        </w:rPr>
-        <w:br/>
-        <w:t>git checkout main</w:t>
-      </w:r>
-      <w:r>
-        <w:rPr>
-          <w:rFonts w:ascii="Menlo" w:hAnsi="Menlo"/>
-          <w:sz w:val="18"/>
-        </w:rPr>
-        <w:br/>
-        <w:t>git merge --no-ff docs/add-features</w:t>
-      </w:r>
-      <w:r>
-        <w:rPr>
-          <w:rFonts w:ascii="Menlo" w:hAnsi="Menlo"/>
-          <w:sz w:val="18"/>
-        </w:rPr>
-        <w:br/>
-        <w:t>git tag lab1-git</w:t>
+        <w:t>Ответы на вопросы</w:t>
       </w:r>
     </w:p>
     <w:p>
       <w:r>
-        <w:t>В графе видна боковая линия с изменением README и её возврат в main. Родительские коммиты слияния можно проверить командой git show --no-patch --pretty=%P lab1-git.</w:t>
+        <w:t>Чем Git лучше папок с разными версиями проекта? Git сохраняет историю изменений с пояснениями. Можно сравнить две версии документа и вернуться к нужной, не создавая папки «финал» и «финал_2».</w:t>
+      </w:r>
+    </w:p>
+    <w:p>
+      <w:r>
+        <w:t>Зачем нужна отдельная ветка? В ней можно подготовить изменение и проверить его до добавления в main. В этой работе так был дополнен README.</w:t>
       </w:r>
     </w:p>
     <w:p>
@@ -693,111 +137,7 @@
         <w:pStyle w:val="Heading1"/>
       </w:pPr>
       <w:r>
-        <w:t>Ответы на контрольные вопросы</w:t>
-      </w:r>
-    </w:p>
-    <w:p>
-      <w:pPr>
-        <w:pStyle w:val="Heading2"/>
-      </w:pPr>
-      <w:r>
-        <w:t>Преимущества хранения проекта в Git</w:t>
-      </w:r>
-    </w:p>
-    <w:p>
-      <w:r>
-        <w:t>Git хранит последовательную историю изменений и показывает, кто, когда и зачем изменил документ. Вместо папок «проект_новый», «проект_финал» и «проект_финал_2» можно сравнить конкретные версии и вернуть нужное состояние. В этом проекте тег lab1-git сохраняет исходные материалы, а lab2-review позволяет отдельно посмотреть результат ревью.</w:t>
-      </w:r>
-    </w:p>
-    <w:p>
-      <w:pPr>
-        <w:pStyle w:val="Heading2"/>
-      </w:pPr>
-      <w:r>
-        <w:t>Назначение отдельной ветки</w:t>
-      </w:r>
-    </w:p>
-    <w:p>
-      <w:r>
-        <w:t>Ветка позволяет подготовить изменение отдельно от основной версии и проверить его до включения в main. В этой работе список возможностей сначала появился в docs/add-features, после чего был включён в основную ветку. Отдельный коммит слияния показывает, какое изменение было завершено и откуда оно пришло.</w:t>
-      </w:r>
-    </w:p>
-    <w:p>
-      <w:pPr>
-        <w:pStyle w:val="Heading1"/>
-      </w:pPr>
-      <w:r>
-        <w:t>Состояние публикации</w:t>
-      </w:r>
-    </w:p>
-    <w:p>
-      <w:r>
-        <w:t>Проект опубликован в личном аккаунте 2lotrouble на GitHub. В удалённый репозиторий отправлены основная ветка main, учебная ветка docs/add-features и теги lab1-git и lab2-review. По ссылке доступны документы проекта и история исправлений.</w:t>
-      </w:r>
-    </w:p>
-    <w:p>
-      <w:r>
-        <w:t>Ссылка на репозиторий:</w:t>
-      </w:r>
-    </w:p>
-    <w:p>
-      <w:hyperlink r:id="rId12">
-        <w:r>
-          <w:rPr>
-            <w:color w:val="1A4D80"/>
-            <w:sz w:val="20"/>
-          </w:rPr>
-          <w:t>https://github.com/2lotrouble/doctor-appointment-software-engineering</w:t>
-        </w:r>
-      </w:hyperlink>
-    </w:p>
-    <w:p>
-      <w:r>
-        <w:t>Контрольные версии доступны в разделе Tags: lab1-git содержит результат первой работы, lab2-review — исправленные материалы второй работы. Открытая ссылка позволяет преподавателю просмотреть документацию и коммиты без доступа к локальному компьютеру.</w:t>
-      </w:r>
-    </w:p>
-    <w:p>
-      <w:pPr>
-        <w:pStyle w:val="Heading1"/>
-      </w:pPr>
-      <w:r>
-        <w:t>Проверка результата</w:t>
-      </w:r>
-    </w:p>
-    <w:p>
-      <w:r>
-        <w:t>В опубликованном репозитории доступны README, папка docs, ветки main и docs/add-features, а также теги lab1-git и lab2-review. История первой работы содержит 8 коммитов; у коммита слияния два родителя. Хеши на скриншотах и в тексте относятся к одному опубликованному проекту.</w:t>
-      </w:r>
-    </w:p>
-    <w:p>
-      <w:pPr>
-        <w:pStyle w:val="Heading1"/>
-      </w:pPr>
-      <w:r>
-        <w:t>Использованные материалы</w:t>
-      </w:r>
-    </w:p>
-    <w:p>
-      <w:r>
-        <w:t>Условия задания 1 второго семестра; пять работ «Запись к врачу» за прошлый семестр; запись практического занятия 17 октября, фрагмент о создании репозитория и слиянии ветки.</w:t>
-      </w:r>
-    </w:p>
-    <w:p>
-      <w:r>
-        <w:t>Документация Git о слиянии и параметре --no-ff: https://git-scm.com/docs/git-merge. Дата обращения: 18 октября 2026 года.</w:t>
-      </w:r>
-    </w:p>
-    <w:p>
-      <w:r>
-        <w:br w:type="page"/>
-      </w:r>
-    </w:p>
-    <w:p>
-      <w:pPr>
-        <w:pStyle w:val="Heading1"/>
-      </w:pPr>
-      <w:r>
-        <w:t>Проект на GitHub</w:t>
+        <w:t>Репозиторий на GitHub</w:t>
       </w:r>
     </w:p>
     <w:p>
@@ -809,7 +149,7 @@
         <w:drawing>
           <wp:inline xmlns:a="http://schemas.openxmlformats.org/drawingml/2006/main" xmlns:pic="http://schemas.openxmlformats.org/drawingml/2006/picture">
             <wp:extent cx="4680000" cy="6171278"/>
-            <wp:docPr id="3" name="Picture 3"/>
+            <wp:docPr id="2" name="Picture 2"/>
             <wp:cNvGraphicFramePr>
               <a:graphicFrameLocks noChangeAspect="1"/>
             </wp:cNvGraphicFramePr>
@@ -817,11 +157,11 @@
               <a:graphicData uri="http://schemas.openxmlformats.org/drawingml/2006/picture">
                 <pic:pic>
                   <pic:nvPicPr>
-                    <pic:cNvPr id="0" name="github-repository.jpg"/>
+                    <pic:cNvPr id="0" name="github-lab1.jpg"/>
                     <pic:cNvPicPr/>
                   </pic:nvPicPr>
                   <pic:blipFill>
-                    <a:blip r:embed="rId13"/>
+                    <a:blip r:embed="rId12"/>
                     <a:stretch>
                       <a:fillRect/>
                     </a:stretch>
@@ -845,68 +185,12 @@
         <w:pStyle w:val="Caption"/>
       </w:pPr>
       <w:r>
-        <w:t>Рисунок 3 — Опубликованный проект в личном аккаунте 2lotrouble</w:t>
+        <w:t>Рисунок 2. История первой работы на GitHub</w:t>
       </w:r>
     </w:p>
     <w:p>
       <w:r>
-        <w:br w:type="page"/>
-      </w:r>
-    </w:p>
-    <w:p>
-      <w:pPr>
-        <w:pStyle w:val="Heading1"/>
-      </w:pPr>
-      <w:r>
-        <w:t>История первой работы на GitHub</w:t>
-      </w:r>
-    </w:p>
-    <w:p>
-      <w:pPr>
-        <w:keepNext/>
-        <w:jc w:val="center"/>
-      </w:pPr>
-      <w:r>
-        <w:drawing>
-          <wp:inline xmlns:a="http://schemas.openxmlformats.org/drawingml/2006/main" xmlns:pic="http://schemas.openxmlformats.org/drawingml/2006/picture">
-            <wp:extent cx="4680000" cy="6171278"/>
-            <wp:docPr id="4" name="Picture 4"/>
-            <wp:cNvGraphicFramePr>
-              <a:graphicFrameLocks noChangeAspect="1"/>
-            </wp:cNvGraphicFramePr>
-            <a:graphic>
-              <a:graphicData uri="http://schemas.openxmlformats.org/drawingml/2006/picture">
-                <pic:pic>
-                  <pic:nvPicPr>
-                    <pic:cNvPr id="0" name="github-lab1.jpg"/>
-                    <pic:cNvPicPr/>
-                  </pic:nvPicPr>
-                  <pic:blipFill>
-                    <a:blip r:embed="rId14"/>
-                    <a:stretch>
-                      <a:fillRect/>
-                    </a:stretch>
-                  </pic:blipFill>
-                  <pic:spPr>
-                    <a:xfrm>
-                      <a:off x="0" y="0"/>
-                      <a:ext cx="4680000" cy="6171278"/>
-                    </a:xfrm>
-                    <a:prstGeom prst="rect"/>
-                  </pic:spPr>
-                </pic:pic>
-              </a:graphicData>
-            </a:graphic>
-          </wp:inline>
-        </w:drawing>
-      </w:r>
-    </w:p>
-    <w:p>
-      <w:pPr>
-        <w:pStyle w:val="Caption"/>
-      </w:pPr>
-      <w:r>
-        <w:t>Рисунок 4 — История GitHub для контрольной версии задания 1</w:t>
+        <w:t>Коммит 2180cc2 содержит слияние ветки. Исходные документы доступны по тегу lab1-git, исправления второй работы по тегу lab2-review.</w:t>
       </w:r>
     </w:p>
     <w:sectPr>
@@ -1296,7 +580,7 @@
     <w:qFormat/>
     <w:rsid w:val="00FC693F"/>
     <w:pPr>
-      <w:spacing w:line="264" w:lineRule="auto" w:after="120"/>
+      <w:spacing w:line="264" w:lineRule="auto" w:after="100"/>
     </w:pPr>
     <w:rPr>
       <w:rFonts w:ascii="Times New Roman" w:hAnsi="Times New Roman" w:eastAsia="Times New Roman"/>
@@ -1359,7 +643,7 @@
     <w:pPr>
       <w:keepNext/>
       <w:keepLines/>
-      <w:spacing w:before="200" w:after="140"/>
+      <w:spacing w:before="160" w:after="140"/>
       <w:outlineLvl w:val="0"/>
     </w:pPr>
     <w:rPr>
@@ -1367,7 +651,7 @@
       <w:b/>
       <w:bCs/>
       <w:color w:val="000000"/>
-      <w:sz w:val="28"/>
+      <w:sz w:val="26"/>
       <w:szCs w:val="28"/>
     </w:rPr>
   </w:style>
@@ -1654,7 +938,7 @@
       <w:color w:val="000000"/>
       <w:spacing w:val="5"/>
       <w:kern w:val="28"/>
-      <w:sz w:val="38"/>
+      <w:sz w:val="34"/>
       <w:szCs w:val="52"/>
     </w:rPr>
   </w:style>
@@ -2096,7 +1380,7 @@
       <w:rFonts w:ascii="Times New Roman" w:hAnsi="Times New Roman" w:eastAsia="Times New Roman"/>
       <w:b/>
       <w:bCs/>
-      <w:i/>
+      <w:i w:val="0"/>
       <w:color w:val="000000"/>
       <w:sz w:val="20"/>
       <w:szCs w:val="18"/>
